--- a/seat plan/Students Roll Number Detail.docx
+++ b/seat plan/Students Roll Number Detail.docx
@@ -3144,7 +3144,7 @@
       </w:tblPr>
       <w:tblGrid>
         <w:gridCol w:w="3846"/>
-        <w:gridCol w:w="656"/>
+        <w:gridCol w:w="668"/>
         <w:gridCol w:w="1798"/>
         <w:gridCol w:w="1980"/>
         <w:gridCol w:w="1170"/>
@@ -3287,6 +3287,31 @@
               <w:t>1</w:t>
             </w:r>
           </w:p>
+          <w:p>
+            <w:pPr>
+              <w:spacing w:after="0" w:line="240" w:lineRule="auto"/>
+              <w:jc w:val="center"/>
+              <w:rPr>
+                <w:rFonts w:ascii="Times New Roman" w:eastAsia="Times New Roman" w:hAnsi="Times New Roman" w:cs="Times New Roman"/>
+                <w:color w:val="000000"/>
+                <w:kern w:val="0"/>
+                <w:sz w:val="44"/>
+                <w:szCs w:val="44"/>
+                <w14:ligatures w14:val="none"/>
+              </w:rPr>
+            </w:pPr>
+            <w:r>
+              <w:rPr>
+                <w:rFonts w:ascii="Times New Roman" w:eastAsia="Times New Roman" w:hAnsi="Times New Roman" w:cs="Times New Roman"/>
+                <w:color w:val="000000"/>
+                <w:kern w:val="0"/>
+                <w:sz w:val="28"/>
+                <w:szCs w:val="28"/>
+                <w14:ligatures w14:val="none"/>
+              </w:rPr>
+              <w:t>C4, MG</w:t>
+            </w:r>
+          </w:p>
         </w:tc>
         <w:tc>
           <w:tcPr>
@@ -3324,6 +3349,42 @@
               <w:t>2</w:t>
             </w:r>
           </w:p>
+          <w:p>
+            <w:pPr>
+              <w:spacing w:after="0" w:line="240" w:lineRule="auto"/>
+              <w:jc w:val="center"/>
+              <w:rPr>
+                <w:rFonts w:ascii="Times New Roman" w:eastAsia="Times New Roman" w:hAnsi="Times New Roman" w:cs="Times New Roman"/>
+                <w:color w:val="000000"/>
+                <w:kern w:val="0"/>
+                <w:sz w:val="44"/>
+                <w:szCs w:val="44"/>
+                <w14:ligatures w14:val="none"/>
+              </w:rPr>
+            </w:pPr>
+            <w:r>
+              <w:rPr>
+                <w:rFonts w:ascii="Times New Roman" w:eastAsia="Times New Roman" w:hAnsi="Times New Roman" w:cs="Times New Roman"/>
+                <w:color w:val="000000"/>
+                <w:kern w:val="0"/>
+                <w:sz w:val="32"/>
+                <w:szCs w:val="32"/>
+                <w14:ligatures w14:val="none"/>
+              </w:rPr>
+              <w:t xml:space="preserve">C5, </w:t>
+            </w:r>
+            <w:r>
+              <w:rPr>
+                <w:rFonts w:ascii="Times New Roman" w:eastAsia="Times New Roman" w:hAnsi="Times New Roman" w:cs="Times New Roman"/>
+                <w:color w:val="000000"/>
+                <w:kern w:val="0"/>
+                <w:sz w:val="32"/>
+                <w:szCs w:val="32"/>
+                <w14:ligatures w14:val="none"/>
+              </w:rPr>
+              <w:t>Nig.</w:t>
+            </w:r>
+          </w:p>
         </w:tc>
         <w:tc>
           <w:tcPr>
@@ -3361,6 +3422,42 @@
               <w:t>3</w:t>
             </w:r>
           </w:p>
+          <w:p>
+            <w:pPr>
+              <w:spacing w:after="0" w:line="240" w:lineRule="auto"/>
+              <w:jc w:val="center"/>
+              <w:rPr>
+                <w:rFonts w:ascii="Times New Roman" w:eastAsia="Times New Roman" w:hAnsi="Times New Roman" w:cs="Times New Roman"/>
+                <w:color w:val="000000"/>
+                <w:kern w:val="0"/>
+                <w:sz w:val="44"/>
+                <w:szCs w:val="44"/>
+                <w14:ligatures w14:val="none"/>
+              </w:rPr>
+            </w:pPr>
+            <w:r>
+              <w:rPr>
+                <w:rFonts w:ascii="Times New Roman" w:eastAsia="Times New Roman" w:hAnsi="Times New Roman" w:cs="Times New Roman"/>
+                <w:color w:val="000000"/>
+                <w:kern w:val="0"/>
+                <w:sz w:val="32"/>
+                <w:szCs w:val="32"/>
+                <w14:ligatures w14:val="none"/>
+              </w:rPr>
+              <w:t>C</w:t>
+            </w:r>
+            <w:r>
+              <w:rPr>
+                <w:rFonts w:ascii="Times New Roman" w:eastAsia="Times New Roman" w:hAnsi="Times New Roman" w:cs="Times New Roman"/>
+                <w:color w:val="000000"/>
+                <w:kern w:val="0"/>
+                <w:sz w:val="32"/>
+                <w:szCs w:val="32"/>
+                <w14:ligatures w14:val="none"/>
+              </w:rPr>
+              <w:t>6</w:t>
+            </w:r>
+          </w:p>
         </w:tc>
         <w:tc>
           <w:tcPr>
@@ -3398,6 +3495,64 @@
               <w:t>4</w:t>
             </w:r>
           </w:p>
+          <w:p>
+            <w:pPr>
+              <w:spacing w:after="0" w:line="240" w:lineRule="auto"/>
+              <w:jc w:val="center"/>
+              <w:rPr>
+                <w:rFonts w:ascii="Times New Roman" w:eastAsia="Times New Roman" w:hAnsi="Times New Roman" w:cs="Times New Roman"/>
+                <w:color w:val="000000"/>
+                <w:kern w:val="0"/>
+                <w:sz w:val="44"/>
+                <w:szCs w:val="44"/>
+                <w14:ligatures w14:val="none"/>
+              </w:rPr>
+            </w:pPr>
+            <w:r>
+              <w:rPr>
+                <w:rFonts w:ascii="Times New Roman" w:eastAsia="Times New Roman" w:hAnsi="Times New Roman" w:cs="Times New Roman"/>
+                <w:color w:val="000000"/>
+                <w:kern w:val="0"/>
+                <w:sz w:val="32"/>
+                <w:szCs w:val="32"/>
+                <w14:ligatures w14:val="none"/>
+              </w:rPr>
+              <w:t>C</w:t>
+            </w:r>
+            <w:r>
+              <w:rPr>
+                <w:rFonts w:ascii="Times New Roman" w:eastAsia="Times New Roman" w:hAnsi="Times New Roman" w:cs="Times New Roman"/>
+                <w:color w:val="000000"/>
+                <w:kern w:val="0"/>
+                <w:sz w:val="32"/>
+                <w:szCs w:val="32"/>
+                <w14:ligatures w14:val="none"/>
+              </w:rPr>
+              <w:t>5,</w:t>
+            </w:r>
+            <w:r>
+              <w:rPr>
+                <w:rFonts w:ascii="Times New Roman" w:eastAsia="Times New Roman" w:hAnsi="Times New Roman" w:cs="Times New Roman"/>
+                <w:color w:val="000000"/>
+                <w:kern w:val="0"/>
+                <w:sz w:val="32"/>
+                <w:szCs w:val="32"/>
+                <w14:ligatures w14:val="none"/>
+              </w:rPr>
+              <w:t xml:space="preserve"> </w:t>
+            </w:r>
+            <w:r>
+              <w:rPr>
+                <w:rFonts w:ascii="Times New Roman" w:eastAsia="Times New Roman" w:hAnsi="Times New Roman" w:cs="Times New Roman"/>
+                <w:color w:val="000000"/>
+                <w:kern w:val="0"/>
+                <w:sz w:val="32"/>
+                <w:szCs w:val="32"/>
+                <w14:ligatures w14:val="none"/>
+              </w:rPr>
+              <w:t>SB</w:t>
+            </w:r>
+          </w:p>
         </w:tc>
         <w:tc>
           <w:tcPr>
@@ -3435,6 +3590,42 @@
               <w:t>5</w:t>
             </w:r>
           </w:p>
+          <w:p>
+            <w:pPr>
+              <w:spacing w:after="0" w:line="240" w:lineRule="auto"/>
+              <w:jc w:val="center"/>
+              <w:rPr>
+                <w:rFonts w:ascii="Times New Roman" w:eastAsia="Times New Roman" w:hAnsi="Times New Roman" w:cs="Times New Roman"/>
+                <w:color w:val="000000"/>
+                <w:kern w:val="0"/>
+                <w:sz w:val="44"/>
+                <w:szCs w:val="44"/>
+                <w14:ligatures w14:val="none"/>
+              </w:rPr>
+            </w:pPr>
+            <w:r>
+              <w:rPr>
+                <w:rFonts w:ascii="Times New Roman" w:eastAsia="Times New Roman" w:hAnsi="Times New Roman" w:cs="Times New Roman"/>
+                <w:color w:val="000000"/>
+                <w:kern w:val="0"/>
+                <w:sz w:val="44"/>
+                <w:szCs w:val="44"/>
+                <w14:ligatures w14:val="none"/>
+              </w:rPr>
+              <w:t>C-</w:t>
+            </w:r>
+            <w:r>
+              <w:rPr>
+                <w:rFonts w:ascii="Times New Roman" w:eastAsia="Times New Roman" w:hAnsi="Times New Roman" w:cs="Times New Roman"/>
+                <w:color w:val="000000"/>
+                <w:kern w:val="0"/>
+                <w:sz w:val="44"/>
+                <w:szCs w:val="44"/>
+                <w14:ligatures w14:val="none"/>
+              </w:rPr>
+              <w:t>9</w:t>
+            </w:r>
+          </w:p>
         </w:tc>
         <w:tc>
           <w:tcPr>
@@ -3472,6 +3663,31 @@
               <w:t>6</w:t>
             </w:r>
           </w:p>
+          <w:p>
+            <w:pPr>
+              <w:spacing w:after="0" w:line="240" w:lineRule="auto"/>
+              <w:jc w:val="center"/>
+              <w:rPr>
+                <w:rFonts w:ascii="Times New Roman" w:eastAsia="Times New Roman" w:hAnsi="Times New Roman" w:cs="Times New Roman"/>
+                <w:color w:val="000000"/>
+                <w:kern w:val="0"/>
+                <w:sz w:val="44"/>
+                <w:szCs w:val="44"/>
+                <w14:ligatures w14:val="none"/>
+              </w:rPr>
+            </w:pPr>
+            <w:r>
+              <w:rPr>
+                <w:rFonts w:ascii="Times New Roman" w:eastAsia="Times New Roman" w:hAnsi="Times New Roman" w:cs="Times New Roman"/>
+                <w:color w:val="000000"/>
+                <w:kern w:val="0"/>
+                <w:sz w:val="36"/>
+                <w:szCs w:val="36"/>
+                <w14:ligatures w14:val="none"/>
+              </w:rPr>
+              <w:t>C-8</w:t>
+            </w:r>
+          </w:p>
         </w:tc>
         <w:tc>
           <w:tcPr>
@@ -3507,6 +3723,42 @@
                 <w14:ligatures w14:val="none"/>
               </w:rPr>
               <w:t>7</w:t>
+            </w:r>
+          </w:p>
+          <w:p>
+            <w:pPr>
+              <w:spacing w:after="0" w:line="240" w:lineRule="auto"/>
+              <w:jc w:val="center"/>
+              <w:rPr>
+                <w:rFonts w:ascii="Times New Roman" w:eastAsia="Times New Roman" w:hAnsi="Times New Roman" w:cs="Times New Roman"/>
+                <w:color w:val="000000"/>
+                <w:kern w:val="0"/>
+                <w:sz w:val="44"/>
+                <w:szCs w:val="44"/>
+                <w14:ligatures w14:val="none"/>
+              </w:rPr>
+            </w:pPr>
+            <w:r>
+              <w:rPr>
+                <w:rFonts w:ascii="Times New Roman" w:eastAsia="Times New Roman" w:hAnsi="Times New Roman" w:cs="Times New Roman"/>
+                <w:color w:val="000000"/>
+                <w:kern w:val="0"/>
+                <w:sz w:val="44"/>
+                <w:szCs w:val="44"/>
+                <w14:ligatures w14:val="none"/>
+              </w:rPr>
+              <w:t>Hal</w:t>
+            </w:r>
+            <w:r>
+              <w:rPr>
+                <w:rFonts w:ascii="Times New Roman" w:eastAsia="Times New Roman" w:hAnsi="Times New Roman" w:cs="Times New Roman"/>
+                <w:color w:val="000000"/>
+                <w:kern w:val="0"/>
+                <w:sz w:val="44"/>
+                <w:szCs w:val="44"/>
+                <w14:ligatures w14:val="none"/>
+              </w:rPr>
+              <w:t>l</w:t>
             </w:r>
           </w:p>
         </w:tc>
